--- a/docs/lista_louvores/Textos_Louvores/OS SACRAMENTOS.docx
+++ b/docs/lista_louvores/Textos_Louvores/OS SACRAMENTOS.docx
@@ -4,7 +4,7 @@
   <w:body>
     <w:p>
       <w:pPr>
-        <w:pStyle w:val="SemEspaamento"/>
+        <w:pStyle w:val="Ttulo1"/>
       </w:pPr>
       <w:r>
         <w:t>OS SACRAMENTOS</w:t>
@@ -13,173 +13,240 @@
     <w:p>
       <w:pPr>
         <w:rPr>
+          <w:rFonts w:ascii="Times New Roman" w:hAnsi="Times New Roman"/>
           <w:b/>
           <w:bCs/>
+          <w:i/>
+          <w:iCs/>
         </w:rPr>
       </w:pPr>
       <w:r>
         <w:rPr>
+          <w:rFonts w:ascii="Times New Roman" w:hAnsi="Times New Roman"/>
           <w:b/>
           <w:bCs/>
+          <w:i/>
+          <w:iCs/>
         </w:rPr>
         <w:t>Vamos agora celebrar</w:t>
       </w:r>
       <w:r>
         <w:rPr>
+          <w:rFonts w:ascii="Times New Roman" w:hAnsi="Times New Roman"/>
           <w:b/>
           <w:bCs/>
+          <w:i/>
+          <w:iCs/>
         </w:rPr>
         <w:br/>
         <w:t>A Santa ordenança do Senhor</w:t>
       </w:r>
       <w:r>
         <w:rPr>
+          <w:rFonts w:ascii="Times New Roman" w:hAnsi="Times New Roman"/>
           <w:b/>
           <w:bCs/>
+          <w:i/>
+          <w:iCs/>
         </w:rPr>
         <w:br/>
         <w:t>Humilde, eu me prosto a meditar</w:t>
       </w:r>
       <w:r>
         <w:rPr>
+          <w:rFonts w:ascii="Times New Roman" w:hAnsi="Times New Roman"/>
           <w:b/>
           <w:bCs/>
+          <w:i/>
+          <w:iCs/>
         </w:rPr>
         <w:br/>
         <w:t>Na Palavra, com muito temor</w:t>
-      </w:r>
-    </w:p>
-    <w:p>
-      <w:r>
-        <w:t>O que é o batismo?</w:t>
-      </w:r>
-      <w:r>
-        <w:br/>
-      </w:r>
-      <w:r>
-        <w:t xml:space="preserve">É sinal que agora limpo </w:t>
-      </w:r>
-      <w:r>
-        <w:br/>
-      </w:r>
-      <w:r>
-        <w:t>e na Igreja estou</w:t>
-      </w:r>
-      <w:r>
-        <w:br/>
-      </w:r>
-      <w:r>
-        <w:t xml:space="preserve">Que o sangue de Jesus </w:t>
-      </w:r>
-      <w:r>
-        <w:br/>
-        <w:t>o</w:t>
-      </w:r>
-      <w:r>
-        <w:t xml:space="preserve"> caminho abriu ao Pai</w:t>
-      </w:r>
-      <w:r>
-        <w:br/>
-      </w:r>
-      <w:r>
-        <w:t>E pertenço ao meu Senhor!</w:t>
-      </w:r>
-    </w:p>
-    <w:p>
-      <w:r>
-        <w:t>A ceia anuncia</w:t>
-      </w:r>
-      <w:r>
-        <w:br/>
-      </w:r>
-      <w:r>
-        <w:t xml:space="preserve">A Sua morte lá na cruz, </w:t>
-      </w:r>
-      <w:r>
-        <w:br/>
-      </w:r>
-      <w:r>
-        <w:t>até que volte um dia;</w:t>
-      </w:r>
-      <w:r>
-        <w:br/>
-      </w:r>
-      <w:r>
-        <w:t>Seu sangue e Seu corpo</w:t>
-      </w:r>
-      <w:r>
-        <w:br/>
-      </w:r>
-      <w:r>
-        <w:t>São como o vinho e o pão</w:t>
-      </w:r>
-      <w:r>
-        <w:br/>
-      </w:r>
-      <w:r>
-        <w:t>Que alimentam meu coração!</w:t>
       </w:r>
     </w:p>
     <w:p>
       <w:pPr>
         <w:rPr>
-          <w:b/>
-          <w:bCs/>
+          <w:rFonts w:ascii="Times New Roman" w:hAnsi="Times New Roman"/>
         </w:rPr>
       </w:pPr>
       <w:r>
         <w:rPr>
-          <w:b/>
-          <w:bCs/>
-        </w:rPr>
-        <w:t>[REPETE TODA]</w:t>
+          <w:rFonts w:ascii="Times New Roman" w:hAnsi="Times New Roman"/>
+        </w:rPr>
+        <w:t>O que é o batismo?</w:t>
+      </w:r>
+      <w:r>
+        <w:rPr>
+          <w:rFonts w:ascii="Times New Roman" w:hAnsi="Times New Roman"/>
+        </w:rPr>
+        <w:br/>
+        <w:t xml:space="preserve">É sinal que agora limpo </w:t>
+      </w:r>
+      <w:r>
+        <w:rPr>
+          <w:rFonts w:ascii="Times New Roman" w:hAnsi="Times New Roman"/>
+        </w:rPr>
+        <w:br/>
+        <w:t>e na Igreja estou</w:t>
+      </w:r>
+      <w:r>
+        <w:rPr>
+          <w:rFonts w:ascii="Times New Roman" w:hAnsi="Times New Roman"/>
+        </w:rPr>
+        <w:br/>
+        <w:t xml:space="preserve">Que o sangue de Jesus </w:t>
+      </w:r>
+      <w:r>
+        <w:rPr>
+          <w:rFonts w:ascii="Times New Roman" w:hAnsi="Times New Roman"/>
+        </w:rPr>
+        <w:br/>
+        <w:t>o caminho abriu ao Pai</w:t>
+      </w:r>
+      <w:r>
+        <w:rPr>
+          <w:rFonts w:ascii="Times New Roman" w:hAnsi="Times New Roman"/>
+        </w:rPr>
+        <w:br/>
+        <w:t>E pertenço ao meu Senhor!</w:t>
       </w:r>
     </w:p>
     <w:p>
       <w:pPr>
         <w:rPr>
+          <w:rFonts w:ascii="Times New Roman" w:hAnsi="Times New Roman"/>
+        </w:rPr>
+      </w:pPr>
+      <w:r>
+        <w:rPr>
+          <w:rFonts w:ascii="Times New Roman" w:hAnsi="Times New Roman"/>
+        </w:rPr>
+        <w:t>A ceia anuncia</w:t>
+      </w:r>
+      <w:r>
+        <w:rPr>
+          <w:rFonts w:ascii="Times New Roman" w:hAnsi="Times New Roman"/>
+        </w:rPr>
+        <w:br/>
+        <w:t xml:space="preserve">A Sua morte lá na cruz, </w:t>
+      </w:r>
+      <w:r>
+        <w:rPr>
+          <w:rFonts w:ascii="Times New Roman" w:hAnsi="Times New Roman"/>
+        </w:rPr>
+        <w:br/>
+        <w:t>até que volte um dia;</w:t>
+      </w:r>
+      <w:r>
+        <w:rPr>
+          <w:rFonts w:ascii="Times New Roman" w:hAnsi="Times New Roman"/>
+        </w:rPr>
+        <w:br/>
+        <w:t>Seu sangue e Seu corpo</w:t>
+      </w:r>
+      <w:r>
+        <w:rPr>
+          <w:rFonts w:ascii="Times New Roman" w:hAnsi="Times New Roman"/>
+        </w:rPr>
+        <w:br/>
+        <w:t>São como o vinho e o pão</w:t>
+      </w:r>
+      <w:r>
+        <w:rPr>
+          <w:rFonts w:ascii="Times New Roman" w:hAnsi="Times New Roman"/>
+        </w:rPr>
+        <w:br/>
+        <w:t>Que alimentam meu coração!</w:t>
+      </w:r>
+    </w:p>
+    <w:p>
+      <w:pPr>
+        <w:rPr>
+          <w:rFonts w:ascii="Times New Roman" w:hAnsi="Times New Roman"/>
           <w:b/>
           <w:bCs/>
+          <w:i/>
+          <w:iCs/>
         </w:rPr>
       </w:pPr>
       <w:r>
         <w:rPr>
+          <w:rFonts w:ascii="Times New Roman" w:hAnsi="Times New Roman"/>
           <w:b/>
           <w:bCs/>
+          <w:i/>
+          <w:iCs/>
         </w:rPr>
         <w:t xml:space="preserve">[REPETE </w:t>
       </w:r>
       <w:r>
         <w:rPr>
+          <w:rFonts w:ascii="Times New Roman" w:hAnsi="Times New Roman"/>
           <w:b/>
           <w:bCs/>
-        </w:rPr>
-        <w:t>REFRÃO</w:t>
-      </w:r>
-      <w:r>
-        <w:rPr>
+          <w:i/>
+          <w:iCs/>
+        </w:rPr>
+        <w:t>ACIMA</w:t>
+      </w:r>
+      <w:r>
+        <w:rPr>
+          <w:rFonts w:ascii="Times New Roman" w:hAnsi="Times New Roman"/>
           <w:b/>
           <w:bCs/>
+          <w:i/>
+          <w:iCs/>
         </w:rPr>
         <w:t>]</w:t>
       </w:r>
     </w:p>
     <w:p>
-      <w:r>
-        <w:t>Na Palavra, com muito temor!</w:t>
-      </w:r>
-      <w:r>
-        <w:t xml:space="preserve"> </w:t>
-      </w:r>
-      <w:r>
-        <w:rPr>
+      <w:pPr>
+        <w:rPr>
+          <w:rFonts w:ascii="Times New Roman" w:hAnsi="Times New Roman"/>
           <w:b/>
           <w:bCs/>
-        </w:rPr>
-        <w:t>(2 X)</w:t>
+          <w:i/>
+          <w:iCs/>
+        </w:rPr>
+      </w:pPr>
+      <w:r>
+        <w:rPr>
+          <w:rFonts w:ascii="Times New Roman" w:hAnsi="Times New Roman"/>
+          <w:b/>
+          <w:bCs/>
+          <w:i/>
+          <w:iCs/>
+        </w:rPr>
+        <w:t>[REFRÃO]</w:t>
       </w:r>
     </w:p>
-    <w:p/>
+    <w:p>
+      <w:pPr>
+        <w:rPr>
+          <w:rFonts w:ascii="Times New Roman" w:hAnsi="Times New Roman"/>
+        </w:rPr>
+      </w:pPr>
+      <w:r>
+        <w:rPr>
+          <w:rFonts w:ascii="Times New Roman" w:hAnsi="Times New Roman"/>
+        </w:rPr>
+        <w:t>Na Palavra, com muito temor!</w:t>
+      </w:r>
+      <w:r>
+        <w:rPr>
+          <w:rFonts w:ascii="Times New Roman" w:hAnsi="Times New Roman"/>
+        </w:rPr>
+        <w:br/>
+      </w:r>
+      <w:r>
+        <w:rPr>
+          <w:rFonts w:ascii="Times New Roman" w:hAnsi="Times New Roman"/>
+        </w:rPr>
+        <w:t>Na Palavra, com muito temor!</w:t>
+      </w:r>
+    </w:p>
     <w:sectPr>
       <w:pgSz w:w="11906" w:h="16838"/>
       <w:pgMar w:top="1417" w:right="1701" w:bottom="1417" w:left="1701" w:header="708" w:footer="708" w:gutter="0"/>
